--- a/docs/BUSINESS_RULES.docx
+++ b/docs/BUSINESS_RULES.docx
@@ -2567,19 +2567,19 @@
         <w:t xml:space="preserve">territory</w:t>
       </w:r>
       <w:r>
-        <w:t xml:space="preserve"> text array (ZIP codes).</w:t>
-      </w:r>
-    </w:p>
-    <w:p>
-      <w:pPr>
-        <w:numPr>
-          <w:ilvl w:val="0"/>
-          <w:numId w:val="1"/>
-        </w:numPr>
-        <w:ind w:left="720"/>
-      </w:pPr>
-      <w:r>
-        <w:t xml:space="preserve">Incoming web leads should be matched to a rep by ZIP overlap.</w:t>
+        <w:t xml:space="preserve"> text array — free-form tags (e.g., "Denver Metro", "Boulder", "Colorado").</w:t>
+      </w:r>
+    </w:p>
+    <w:p>
+      <w:pPr>
+        <w:numPr>
+          <w:ilvl w:val="0"/>
+          <w:numId w:val="1"/>
+        </w:numPr>
+        <w:ind w:left="720"/>
+      </w:pPr>
+      <w:r>
+        <w:t xml:space="preserve">Incoming web leads should be matched to a rep by territory tag (or city/state on the lead).</w:t>
       </w:r>
     </w:p>
     <w:p/>

--- a/docs/BUSINESS_RULES.docx
+++ b/docs/BUSINESS_RULES.docx
@@ -2501,6 +2501,24 @@
         <w:ind w:left="720"/>
       </w:pPr>
       <w:r>
+        <w:rPr>
+          <w:b/>
+        </w:rPr>
+        <w:t xml:space="preserve">Exports are admin-only.</w:t>
+      </w:r>
+      <w:r>
+        <w:t xml:space="preserve"> Reps see all data on screen but cannot click Export CSV — the button is hidden for the rep role. The exportCsv functions also defensively block non-admins server-side.</w:t>
+      </w:r>
+    </w:p>
+    <w:p>
+      <w:pPr>
+        <w:numPr>
+          <w:ilvl w:val="0"/>
+          <w:numId w:val="1"/>
+        </w:numPr>
+        <w:ind w:left="720"/>
+      </w:pPr>
+      <w:r>
         <w:t xml:space="preserve">Reports and Forecast CSV exports are </w:t>
       </w:r>
       <w:r>
@@ -2523,6 +2541,44 @@
       </w:pPr>
       <w:r>
         <w:t xml:space="preserve">A "Confidential — for the named exporter only. Do not redistribute." line is prepended to every export.</w:t>
+      </w:r>
+    </w:p>
+    <w:p>
+      <w:pPr>
+        <w:numPr>
+          <w:ilvl w:val="0"/>
+          <w:numId w:val="1"/>
+        </w:numPr>
+        <w:ind w:left="720"/>
+      </w:pPr>
+      <w:r>
+        <w:rPr>
+          <w:b/>
+        </w:rPr>
+        <w:t xml:space="preserve">Every export is logged to `audit_log`</w:t>
+      </w:r>
+      <w:r>
+        <w:t xml:space="preserve"> via </w:t>
+      </w:r>
+      <w:r>
+        <w:rPr>
+          <w:rFonts w:ascii="Menlo" w:hAnsi="Menlo"/>
+          <w:shd w:val="clear" w:color="auto" w:fill="EEEEEE"/>
+        </w:rPr>
+        <w:t xml:space="preserve">public.log_export()</w:t>
+      </w:r>
+      <w:r>
+        <w:t xml:space="preserve"> (record count, filter, timestamp, who). Blocked rep attempts are also logged as </w:t>
+      </w:r>
+      <w:r>
+        <w:rPr>
+          <w:rFonts w:ascii="Menlo" w:hAnsi="Menlo"/>
+          <w:shd w:val="clear" w:color="auto" w:fill="EEEEEE"/>
+        </w:rPr>
+        <w:t xml:space="preserve">BLOCKED — rep attempted</w:t>
+      </w:r>
+      <w:r>
+        <w:t xml:space="preserve">.</w:t>
       </w:r>
     </w:p>
     <w:p/>
